--- a/archive/2026-07-30/详报.docx
+++ b/archive/2026-07-30/详报.docx
@@ -145,7 +145,7 @@
           <w:b w:val="0"/>
           <w:sz w:val="22"/>
         </w:rPr>
-        <w:t>7月核心基调是『需求端全面深跌 + 头部业绩集中探底 + 政策/国补加速供给分化』：上半年宏观数据确认家装建材需求端（家具-6.6%/建材-10.5%）大幅跑输社零大盘，地产竣工-23.7%持续压制下游。7月中下旬H1业绩预告密集披露，覆盖面从定制家居三巨头（欧派预降50-60%、志邦预亏、索菲亚预降78-85%）扩散至软体（慕思预降44-51%）、卫浴（箭牌转亏、惠达预亏）、瓷砖（东鹏净利降85-88%）、板材（大亚圣象预亏）、厨柜（金牌预亏）等全品类集体探底；但也出现结构性亮点——蒙娜丽莎扭亏、红星美凯龙扭亏、三棵树零售涂料韧性、东鹏逆势净增门店50家，印证『收缩工程/做强零售/精细化』的自救路径开始见效。政策端标准与国补双轮驱动：智能卫浴可靠性国标、住宅全案整装服务标准、508项国标推高质量合规门槛；北京(07-23)、福建(07-22)地方国补密集扩围，首次将智能马桶、智能床、智能沙发等智能睡眠/软体家具纳入补贴，示范效应向全国传导。平台端京东家装整装+140%逆势高增仍是为数不多的结构性增量。天猫家装运营应重点关注：智能卫浴/智能睡眠（国标+国补双驱动）、整装（京东抢跑）、以及『做强零售弱化工程』的头部战略转向三条主线的竞品动向。 【07-30周度更新】卫浴陶瓷板块进一步验证『出口链高增(科达制造+69~82%、松霖科技+50~98%)vs 内销链探底(瑞尔特转亏、海鸥住工亏损扩大)』的深度分化，是否具备出口/多元化对冲成为本轮周期头部与腰部拉开身位的关键变量。</w:t>
+        <w:t>7月核心基调是『需求端全面深跌 + 头部业绩集中探底 + 政策/国补加速供给分化』：上半年宏观数据确认家装建材需求端（家具-6.6%/建材-10.5%）大幅跑输社零大盘，地产竣工-23.7%持续压制下游。7月中下旬H1业绩预告密集披露，覆盖面从定制家居三巨头（欧派预降50-60%、志邦预亏、索菲亚预降78-85%）扩散至软体（慕思预降44-51%）、卫浴（箭牌转亏、惠达预亏）、瓷砖（东鹏净利降85-88%）、板材（大亚圣象预亏）、厨柜（金牌预亏）等全品类集体探底；但也出现结构性亮点——蒙娜丽莎扭亏、红星美凯龙扭亏、三棵树零售涂料韧性、东鹏逆势净增门店50家，印证『收缩工程/做强零售/精细化』的自救路径开始见效。政策端标准与国补双轮驱动：智能卫浴可靠性国标、住宅全案整装服务标准、508项国标推高质量合规门槛；北京(07-23)、福建(07-22)地方国补密集扩围，首次将智能马桶、智能床、智能沙发等智能睡眠/软体家具纳入补贴，示范效应向全国传导。平台端京东家装整装+140%逆势高增仍是为数不多的结构性增量。天猫家装运营应重点关注：智能卫浴/智能睡眠（国标+国补双驱动）、整装（京东抢跑）、以及『做强零售弱化工程』的头部战略转向三条主线的竞品动向。 【07-30周度更新】卫浴陶瓷板块进一步验证『出口链高增(科达制造+69~82%、松霖科技+50~98%)vs 内销链探底(瑞尔特转亏、海鸥住工亏损扩大)』的深度分化，是否具备出口/多元化对冲成为本轮周期头部与腰部拉开身位的关键变量。 【07-30强登录源重采】经本机夸克浏览器陪跑,补齐抖音电商(蝉妈妈家具建材TOP17)、小红书(千瓜家居家装商单榜)、照明行业(阿拉丁2026H1景气)三大站外精确数据源;京准通因『行业分析仅对有竞价投放pin开放』的平台权限门槛无法取数,京麦因无POP商家权限阻塞,均已阻塞透明标注。</w:t>
       </w:r>
     </w:p>
     <w:p>
@@ -206,7 +206,7 @@
           <w:b w:val="0"/>
           <w:sz w:val="22"/>
         </w:rPr>
-        <w:t>7月核心基调是『需求端全面深跌 + 头部业绩集中探底 + 政策/国补加速供给分化』：上半年宏观数据确认家装建材需求端（家具-6.6%/建材-10.5%）大幅跑输社零大盘，地产竣工-23.7%持续压制下游。7月中下旬H1业绩预告密集披露，覆盖面从定制家居三巨头（欧派预降50-60%、志邦预亏、索菲亚预降78-85%）扩散至软体（慕思预降44-51%）、卫浴（箭牌转亏、惠达预亏）、瓷砖（东鹏净利降85-88%）、板材（大亚圣象预亏）、厨柜（金牌预亏）等全品类集体探底；但也出现结构性亮点——蒙娜丽莎扭亏、红星美凯龙扭亏、三棵树零售涂料韧性、东鹏逆势净增门店50家，印证『收缩工程/做强零售/精细化』的自救路径开始见效。政策端标准与国补双轮驱动：智能卫浴可靠性国标、住宅全案整装服务标准、508项国标推高质量合规门槛；北京(07-23)、福建(07-22)地方国补密集扩围，首次将智能马桶、智能床、智能沙发等智能睡眠/软体家具纳入补贴，示范效应向全国传导。平台端京东家装整装+140%逆势高增仍是为数不多的结构性增量。天猫家装运营应重点关注：智能卫浴/智能睡眠（国标+国补双驱动）、整装（京东抢跑）、以及『做强零售弱化工程』的头部战略转向三条主线的竞品动向。 【07-30周度更新】卫浴陶瓷板块进一步验证『出口链高增(科达制造+69~82%、松霖科技+50~98%)vs 内销链探底(瑞尔特转亏、海鸥住工亏损扩大)』的深度分化，是否具备出口/多元化对冲成为本轮周期头部与腰部拉开身位的关键变量。</w:t>
+        <w:t>7月核心基调是『需求端全面深跌 + 头部业绩集中探底 + 政策/国补加速供给分化』：上半年宏观数据确认家装建材需求端（家具-6.6%/建材-10.5%）大幅跑输社零大盘，地产竣工-23.7%持续压制下游。7月中下旬H1业绩预告密集披露，覆盖面从定制家居三巨头（欧派预降50-60%、志邦预亏、索菲亚预降78-85%）扩散至软体（慕思预降44-51%）、卫浴（箭牌转亏、惠达预亏）、瓷砖（东鹏净利降85-88%）、板材（大亚圣象预亏）、厨柜（金牌预亏）等全品类集体探底；但也出现结构性亮点——蒙娜丽莎扭亏、红星美凯龙扭亏、三棵树零售涂料韧性、东鹏逆势净增门店50家，印证『收缩工程/做强零售/精细化』的自救路径开始见效。政策端标准与国补双轮驱动：智能卫浴可靠性国标、住宅全案整装服务标准、508项国标推高质量合规门槛；北京(07-23)、福建(07-22)地方国补密集扩围，首次将智能马桶、智能床、智能沙发等智能睡眠/软体家具纳入补贴，示范效应向全国传导。平台端京东家装整装+140%逆势高增仍是为数不多的结构性增量。天猫家装运营应重点关注：智能卫浴/智能睡眠（国标+国补双驱动）、整装（京东抢跑）、以及『做强零售弱化工程』的头部战略转向三条主线的竞品动向。 【07-30周度更新】卫浴陶瓷板块进一步验证『出口链高增(科达制造+69~82%、松霖科技+50~98%)vs 内销链探底(瑞尔特转亏、海鸥住工亏损扩大)』的深度分化，是否具备出口/多元化对冲成为本轮周期头部与腰部拉开身位的关键变量。 【07-30强登录源重采】经本机夸克浏览器陪跑,补齐抖音电商(蝉妈妈家具建材TOP17)、小红书(千瓜家居家装商单榜)、照明行业(阿拉丁2026H1景气)三大站外精确数据源;京准通因『行业分析仅对有竞价投放pin开放』的平台权限门槛无法取数,京麦因无POP商家权限阻塞,均已阻塞透明标注。</w:t>
       </w:r>
     </w:p>
     <w:p>
@@ -937,7 +937,7 @@
           <w:color w:val="2E5B9A"/>
           <w:sz w:val="27"/>
         </w:rPr>
-        <w:t>1.二　平台大事（4条）</w:t>
+        <w:t>1.二　平台大事（7条）</w:t>
       </w:r>
     </w:p>
     <w:tbl>
@@ -1339,6 +1339,232 @@
           </w:p>
         </w:tc>
       </w:tr>
+      <w:tr>
+        <w:tc>
+          <w:tcPr>
+            <w:tcW w:type="dxa" w:w="1247"/>
+          </w:tcPr>
+          <w:p>
+            <w:pPr>
+              <w:jc w:val="left"/>
+            </w:pPr>
+            <w:r>
+              <w:rPr>
+                <w:rFonts w:ascii="Arial" w:hAnsi="Arial" w:eastAsia="宋体"/>
+                <w:b w:val="0"/>
+                <w:sz w:val="19"/>
+              </w:rPr>
+              <w:t>2026-07-30</w:t>
+            </w:r>
+          </w:p>
+        </w:tc>
+        <w:tc>
+          <w:tcPr>
+            <w:tcW w:type="dxa" w:w="5386"/>
+          </w:tcPr>
+          <w:p>
+            <w:pPr>
+              <w:jc w:val="center"/>
+            </w:pPr>
+            <w:r>
+              <w:rPr>
+                <w:rFonts w:ascii="Arial" w:hAnsi="Arial" w:eastAsia="宋体"/>
+                <w:b w:val="0"/>
+                <w:sz w:val="19"/>
+              </w:rPr>
+              <w:t>蝉妈妈抖音电商『家具建材』近30天品牌销售额TOP榜:全友家居/林氏家居/源氏木语居前三</w:t>
+            </w:r>
+          </w:p>
+        </w:tc>
+        <w:tc>
+          <w:tcPr>
+            <w:tcW w:type="dxa" w:w="737"/>
+          </w:tcPr>
+          <w:p>
+            <w:pPr>
+              <w:jc w:val="center"/>
+            </w:pPr>
+            <w:r>
+              <w:rPr>
+                <w:rFonts w:ascii="Arial" w:hAnsi="Arial" w:eastAsia="宋体"/>
+                <w:b w:val="0"/>
+                <w:sz w:val="19"/>
+              </w:rPr>
+              <w:t>中</w:t>
+            </w:r>
+          </w:p>
+        </w:tc>
+        <w:tc>
+          <w:tcPr>
+            <w:tcW w:type="dxa" w:w="1814"/>
+          </w:tcPr>
+          <w:p>
+            <w:pPr>
+              <w:jc w:val="center"/>
+            </w:pPr>
+            <w:r>
+              <w:rPr>
+                <w:rFonts w:ascii="Arial" w:hAnsi="Arial" w:eastAsia="宋体"/>
+                <w:b w:val="0"/>
+                <w:sz w:val="19"/>
+              </w:rPr>
+              <w:t>蝉妈妈品牌库(本机夸克浏览器陪跑登录现采)</w:t>
+            </w:r>
+          </w:p>
+        </w:tc>
+      </w:tr>
+      <w:tr>
+        <w:tc>
+          <w:tcPr>
+            <w:tcW w:type="dxa" w:w="1247"/>
+            <w:shd w:val="clear" w:fill="F4F6F9"/>
+          </w:tcPr>
+          <w:p>
+            <w:pPr>
+              <w:jc w:val="left"/>
+            </w:pPr>
+            <w:r>
+              <w:rPr>
+                <w:rFonts w:ascii="Arial" w:hAnsi="Arial" w:eastAsia="宋体"/>
+                <w:b w:val="0"/>
+                <w:sz w:val="19"/>
+              </w:rPr>
+              <w:t>2026-07-30</w:t>
+            </w:r>
+          </w:p>
+        </w:tc>
+        <w:tc>
+          <w:tcPr>
+            <w:tcW w:type="dxa" w:w="5386"/>
+            <w:shd w:val="clear" w:fill="F4F6F9"/>
+          </w:tcPr>
+          <w:p>
+            <w:pPr>
+              <w:jc w:val="center"/>
+            </w:pPr>
+            <w:r>
+              <w:rPr>
+                <w:rFonts w:ascii="Arial" w:hAnsi="Arial" w:eastAsia="宋体"/>
+                <w:b w:val="0"/>
+                <w:sz w:val="19"/>
+              </w:rPr>
+              <w:t>千瓜小红书『家居家装商单笔记榜』(6月月榜):日化品牌大量占据,家装建材品牌仅6席</w:t>
+            </w:r>
+          </w:p>
+        </w:tc>
+        <w:tc>
+          <w:tcPr>
+            <w:tcW w:type="dxa" w:w="737"/>
+            <w:shd w:val="clear" w:fill="F4F6F9"/>
+          </w:tcPr>
+          <w:p>
+            <w:pPr>
+              <w:jc w:val="center"/>
+            </w:pPr>
+            <w:r>
+              <w:rPr>
+                <w:rFonts w:ascii="Arial" w:hAnsi="Arial" w:eastAsia="宋体"/>
+                <w:b w:val="0"/>
+                <w:sz w:val="19"/>
+              </w:rPr>
+              <w:t>中</w:t>
+            </w:r>
+          </w:p>
+        </w:tc>
+        <w:tc>
+          <w:tcPr>
+            <w:tcW w:type="dxa" w:w="1814"/>
+            <w:shd w:val="clear" w:fill="F4F6F9"/>
+          </w:tcPr>
+          <w:p>
+            <w:pPr>
+              <w:jc w:val="center"/>
+            </w:pPr>
+            <w:r>
+              <w:rPr>
+                <w:rFonts w:ascii="Arial" w:hAnsi="Arial" w:eastAsia="宋体"/>
+                <w:b w:val="0"/>
+                <w:sz w:val="19"/>
+              </w:rPr>
+              <w:t>千瓜尊享版(本机夸克浏览器陪跑登录现采)</w:t>
+            </w:r>
+          </w:p>
+        </w:tc>
+      </w:tr>
+      <w:tr>
+        <w:tc>
+          <w:tcPr>
+            <w:tcW w:type="dxa" w:w="1247"/>
+          </w:tcPr>
+          <w:p>
+            <w:pPr>
+              <w:jc w:val="left"/>
+            </w:pPr>
+            <w:r>
+              <w:rPr>
+                <w:rFonts w:ascii="Arial" w:hAnsi="Arial" w:eastAsia="宋体"/>
+                <w:b w:val="0"/>
+                <w:sz w:val="19"/>
+              </w:rPr>
+              <w:t>2026-07-30</w:t>
+            </w:r>
+          </w:p>
+        </w:tc>
+        <w:tc>
+          <w:tcPr>
+            <w:tcW w:type="dxa" w:w="5386"/>
+          </w:tcPr>
+          <w:p>
+            <w:pPr>
+              <w:jc w:val="center"/>
+            </w:pPr>
+            <w:r>
+              <w:rPr>
+                <w:rFonts w:ascii="Arial" w:hAnsi="Arial" w:eastAsia="宋体"/>
+                <w:b w:val="0"/>
+                <w:sz w:val="19"/>
+              </w:rPr>
+              <w:t>阿拉丁照明网:2026H1照明/灯具光源行业景气回暖,17家上市公司发布业绩预告</w:t>
+            </w:r>
+          </w:p>
+        </w:tc>
+        <w:tc>
+          <w:tcPr>
+            <w:tcW w:type="dxa" w:w="737"/>
+          </w:tcPr>
+          <w:p>
+            <w:pPr>
+              <w:jc w:val="center"/>
+            </w:pPr>
+            <w:r>
+              <w:rPr>
+                <w:rFonts w:ascii="Arial" w:hAnsi="Arial" w:eastAsia="宋体"/>
+                <w:b w:val="0"/>
+                <w:sz w:val="19"/>
+              </w:rPr>
+              <w:t>中</w:t>
+            </w:r>
+          </w:p>
+        </w:tc>
+        <w:tc>
+          <w:tcPr>
+            <w:tcW w:type="dxa" w:w="1814"/>
+          </w:tcPr>
+          <w:p>
+            <w:pPr>
+              <w:jc w:val="center"/>
+            </w:pPr>
+            <w:r>
+              <w:rPr>
+                <w:rFonts w:ascii="Arial" w:hAnsi="Arial" w:eastAsia="宋体"/>
+                <w:b w:val="0"/>
+                <w:sz w:val="19"/>
+              </w:rPr>
+              <w:t>阿拉丁照明网(本机夸克浏览器现采,过WAF滑块)</w:t>
+            </w:r>
+          </w:p>
+        </w:tc>
+      </w:tr>
     </w:tbl>
     <w:p>
       <w:pPr>
@@ -1502,6 +1728,129 @@
           <w:sz w:val="17"/>
         </w:rPr>
         <w:t>来源：南京建邺区政府　https://www.njjy.gov.cn/jyyw/202607/t20260706_5871656.html</w:t>
+      </w:r>
+    </w:p>
+    <w:p>
+      <w:pPr>
+        <w:spacing w:line="360" w:lineRule="auto"/>
+      </w:pPr>
+      <w:r>
+        <w:rPr>
+          <w:rFonts w:ascii="Arial" w:hAnsi="Arial" w:eastAsia="宋体"/>
+          <w:b/>
+          <w:sz w:val="21"/>
+        </w:rPr>
+        <w:t>【2026-07-30｜抖音电商·家具建材｜影响中】蝉妈妈抖音电商『家具建材』近30天品牌销售额TOP榜:全友家居/林氏家居/源氏木语居前三</w:t>
+      </w:r>
+    </w:p>
+    <w:p>
+      <w:pPr>
+        <w:spacing w:line="360" w:lineRule="auto"/>
+        <w:ind w:firstLine="420"/>
+      </w:pPr>
+      <w:r>
+        <w:rPr>
+          <w:rFonts w:ascii="Arial" w:hAnsi="Arial" w:eastAsia="宋体"/>
+          <w:b w:val="0"/>
+          <w:sz w:val="21"/>
+        </w:rPr>
+        <w:t>本机夸克浏览器现采蝉妈妈品牌库(带货分类=家具建材,近30天):按类目销售额降序TOP17依次为全友家居(731万)、林氏家居(421万)、YESWOOD源氏木语(407万)、JOMOO九牧(375万)、AUX奥克斯(372万,主营厨卫家电)、Micoe四季沐歌、DESSMANN德施曼、爱果乐、牛警长、酷比得…慕思/喜临门/德力西电气/绿林/奥普等。投放结构分化明显:潜水艇(1568商品/609达人)为铺量型,德施曼/牛警长高客单低铺量;德力西电气类目销量榜首但销售额仅第15,呈高频低客单。多数为跨平台品牌,与天猫家装重叠度高,可作抖音端竞争位次与招商参照。</w:t>
+      </w:r>
+    </w:p>
+    <w:p>
+      <w:pPr>
+        <w:spacing w:after="40"/>
+      </w:pPr>
+      <w:r>
+        <w:rPr>
+          <w:rFonts w:ascii="Arial" w:hAnsi="Arial" w:eastAsia="宋体"/>
+          <w:i/>
+          <w:color w:val="888888"/>
+          <w:sz w:val="17"/>
+        </w:rPr>
+        <w:t>来源：蝉妈妈品牌库(本机夸克浏览器陪跑登录现采)　https://www.chanmama.com/brandRank/?category_id=7</w:t>
+      </w:r>
+    </w:p>
+    <w:p>
+      <w:pPr>
+        <w:spacing w:line="360" w:lineRule="auto"/>
+      </w:pPr>
+      <w:r>
+        <w:rPr>
+          <w:rFonts w:ascii="Arial" w:hAnsi="Arial" w:eastAsia="宋体"/>
+          <w:b/>
+          <w:sz w:val="21"/>
+        </w:rPr>
+        <w:t>【2026-07-30｜小红书·家居家装｜影响中】千瓜小红书『家居家装商单笔记榜』(6月月榜):日化品牌大量占据,家装建材品牌仅6席</w:t>
+      </w:r>
+    </w:p>
+    <w:p>
+      <w:pPr>
+        <w:spacing w:line="360" w:lineRule="auto"/>
+        <w:ind w:firstLine="420"/>
+      </w:pPr>
+      <w:r>
+        <w:rPr>
+          <w:rFonts w:ascii="Arial" w:hAnsi="Arial" w:eastAsia="宋体"/>
+          <w:b w:val="0"/>
+          <w:sz w:val="21"/>
+        </w:rPr>
+        <w:t>本机夸克浏览器现采千瓜尊享版品牌排行榜(小红书·家居家装·商单笔记榜·月榜2026-06,按互动总量降序):TOP19中日化/个护品牌占13席(德佑/碧浪/维达/汰渍/金纺/立白/当妮/奥妙/超能等),真正家装建材家具品牌仅6席——京东商城(#1)、三棵树(#3,涂料,40.53万互动/篇均约3651为纯建材最高效率)、全友(#11,定制家居,409篇铺量型)、源氏木语(#14,互动待核实)、三千金(#15,窗帘)、东方雨虹(#19,防水切C端种草)。说明小红书『家居家装』心智被日化品牌场景化分流,家装建材品牌需以高单篇效率品类(涂料/软装)为种草突破口。</w:t>
+      </w:r>
+    </w:p>
+    <w:p>
+      <w:pPr>
+        <w:spacing w:after="40"/>
+      </w:pPr>
+      <w:r>
+        <w:rPr>
+          <w:rFonts w:ascii="Arial" w:hAnsi="Arial" w:eastAsia="宋体"/>
+          <w:i/>
+          <w:color w:val="888888"/>
+          <w:sz w:val="17"/>
+        </w:rPr>
+        <w:t>来源：千瓜尊享版(本机夸克浏览器陪跑登录现采)　https://app.qian-gua.com/#/blogger/brand</w:t>
+      </w:r>
+    </w:p>
+    <w:p>
+      <w:pPr>
+        <w:spacing w:line="360" w:lineRule="auto"/>
+      </w:pPr>
+      <w:r>
+        <w:rPr>
+          <w:rFonts w:ascii="Arial" w:hAnsi="Arial" w:eastAsia="宋体"/>
+          <w:b/>
+          <w:sz w:val="21"/>
+        </w:rPr>
+        <w:t>【2026-07-30｜灯具光源·照明｜影响中】阿拉丁照明网:2026H1照明/灯具光源行业景气回暖,17家上市公司发布业绩预告</w:t>
+      </w:r>
+    </w:p>
+    <w:p>
+      <w:pPr>
+        <w:spacing w:line="360" w:lineRule="auto"/>
+        <w:ind w:firstLine="420"/>
+      </w:pPr>
+      <w:r>
+        <w:rPr>
+          <w:rFonts w:ascii="Arial" w:hAnsi="Arial" w:eastAsia="宋体"/>
+          <w:b w:val="0"/>
+          <w:sz w:val="21"/>
+        </w:rPr>
+        <w:t>本机夸克浏览器现采阿拉丁照明网(照明行业第一门户)2026-07-30头条:温其东《2026上半年中国照明出口情况详解》、佛山照明/海洋王/豪尔赛等17家照明上市公司发布2026H1业绩预告、木林森半年净利预计6-7亿、每周光点NO.246『上市企业业绩飘红,LED行业逐步向好』,整体指向上半年照明行业景气回暖、上市公司盈利改善。工程需求侧旺盛(江苏河北夜游+道路照明超4.43亿、广深宁波超6100万等大额标讯),技术主题聚焦照明节能+物联网化(人来灯亮人走灯暗)。对天猫『灯具光源』子行业是需求侧回暖信号,建议招商向智能/节能照明倾斜。</w:t>
+      </w:r>
+    </w:p>
+    <w:p>
+      <w:pPr>
+        <w:spacing w:after="40"/>
+      </w:pPr>
+      <w:r>
+        <w:rPr>
+          <w:rFonts w:ascii="Arial" w:hAnsi="Arial" w:eastAsia="宋体"/>
+          <w:i/>
+          <w:color w:val="888888"/>
+          <w:sz w:val="17"/>
+        </w:rPr>
+        <w:t>来源：阿拉丁照明网(本机夸克浏览器现采,过WAF滑块)　https://www.alighting.cn/news/</w:t>
       </w:r>
     </w:p>
     <w:p>
@@ -1525,7 +1874,7 @@
           <w:color w:val="333333"/>
           <w:sz w:val="21"/>
         </w:rPr>
-        <w:t>本组共4条，其中高影响1条。平台端呈现『冰火两重天』：京东家装以整装+140%逆势高增、国补第三批625亿续力，是少数结构性亮点；抖音则收紧商家资质合规。天猫应重点关注京东在整装/局改赛道的抢跑，以及国补品类（卫浴/家电）的竞品承接节奏。</w:t>
+        <w:t>本组共7条，其中高影响1条。平台端呈现『冰火两重天』：京东家装以整装+140%逆势高增、国补第三批625亿续力，是少数结构性亮点；抖音则收紧商家资质合规。天猫应重点关注京东在整装/局改赛道的抢跑，以及国补品类（卫浴/家电）的竞品承接节奏。</w:t>
       </w:r>
     </w:p>
     <w:p>
@@ -6573,7 +6922,7 @@
           <w:b w:val="0"/>
           <w:sz w:val="22"/>
         </w:rPr>
-        <w:t>数据来源：抖店罗盘·类目概览（https://compass.jinritemai.com/shop/chance/category-overview），经陪跑扫码登录后浏览器自动化抽取，采集时间 2026-07-16 07:30 CST。【数据日期提示】本区块为2026-07-16采集的近7天(07/09-07/15)快照，本期(07-26)因登录态未验证沿用上期，待用户扫码后现采。抖店罗盘对市场类目只公开数量级区间（如 ¥1亿-¥1.5亿），不显示精确值；文中区间原样保留。较上周期百分比为口径公开的精确 YoW。</w:t>
+        <w:t>数据来源：抖店罗盘·类目概览（https://compass.jinritemai.com/shop/chance/category-overview），经陪跑扫码登录后浏览器自动化抽取，采集时间 2026-07-30 16:17 CST。【数据日期提示】本区块为2026-07-30经夸克浏览器现采的近7天(2026/07/23-07/29)数据。抖店罗盘对市场类目只公开数量级区间（如 ¥1亿-¥1.5亿），不显示精确值；文中区间原样保留。较上周期百分比为口径公开的精确 WoW。</w:t>
       </w:r>
     </w:p>
     <w:p>
@@ -6715,7 +7064,7 @@
                 <w:b w:val="0"/>
                 <w:sz w:val="19"/>
               </w:rPr>
-              <w:t>+1.51%</w:t>
+              <w:t>+1.12%</w:t>
             </w:r>
           </w:p>
         </w:tc>
@@ -6755,7 +7104,7 @@
                 <w:b w:val="0"/>
                 <w:sz w:val="19"/>
               </w:rPr>
-              <w:t>1,000万 - 2,500万</w:t>
+              <w:t>750万 - 1,000万</w:t>
             </w:r>
           </w:p>
         </w:tc>
@@ -6774,7 +7123,7 @@
                 <w:b w:val="0"/>
                 <w:sz w:val="19"/>
               </w:rPr>
-              <w:t>+5.80%</w:t>
+              <w:t>+0.57%</w:t>
             </w:r>
           </w:p>
         </w:tc>
@@ -6830,7 +7179,7 @@
                 <w:b w:val="0"/>
                 <w:sz w:val="19"/>
               </w:rPr>
-              <w:t>+4.89%</w:t>
+              <w:t>+5.52%</w:t>
             </w:r>
           </w:p>
         </w:tc>
@@ -6889,7 +7238,7 @@
                 <w:b w:val="0"/>
                 <w:sz w:val="19"/>
               </w:rPr>
-              <w:t>+7.00%</w:t>
+              <w:t>-0.85%</w:t>
             </w:r>
           </w:p>
         </w:tc>
@@ -6945,7 +7294,7 @@
                 <w:b w:val="0"/>
                 <w:sz w:val="19"/>
               </w:rPr>
-              <w:t>+0.75%</w:t>
+              <w:t>+0.37%</w:t>
             </w:r>
           </w:p>
         </w:tc>
@@ -7004,7 +7353,7 @@
                 <w:b w:val="0"/>
                 <w:sz w:val="19"/>
               </w:rPr>
-              <w:t>+1.98%</w:t>
+              <w:t>-0.77%</w:t>
             </w:r>
           </w:p>
         </w:tc>
@@ -7060,7 +7409,7 @@
                 <w:b w:val="0"/>
                 <w:sz w:val="19"/>
               </w:rPr>
-              <w:t>+6.91%</w:t>
+              <w:t>+1.70%</w:t>
             </w:r>
           </w:p>
         </w:tc>
@@ -7119,7 +7468,7 @@
                 <w:b w:val="0"/>
                 <w:sz w:val="19"/>
               </w:rPr>
-              <w:t>+6.10%</w:t>
+              <w:t>-4.17%</w:t>
             </w:r>
           </w:p>
         </w:tc>
@@ -9356,7 +9705,7 @@
                 <w:b w:val="0"/>
                 <w:sz w:val="19"/>
               </w:rPr>
-              <w:t>54.8%</w:t>
+              <w:t>54.9%</w:t>
             </w:r>
           </w:p>
         </w:tc>
@@ -9414,7 +9763,7 @@
                 <w:b w:val="0"/>
                 <w:sz w:val="19"/>
               </w:rPr>
-              <w:t>21.87%</w:t>
+              <w:t>21.76%</w:t>
             </w:r>
           </w:p>
         </w:tc>
@@ -9471,7 +9820,7 @@
                 <w:b w:val="0"/>
                 <w:sz w:val="19"/>
               </w:rPr>
-              <w:t>19.7%</w:t>
+              <w:t>19.47%</w:t>
             </w:r>
           </w:p>
         </w:tc>
@@ -9529,7 +9878,7 @@
                 <w:b w:val="0"/>
                 <w:sz w:val="19"/>
               </w:rPr>
-              <w:t>3.54%</w:t>
+              <w:t>3.79%</w:t>
             </w:r>
           </w:p>
         </w:tc>
@@ -9586,7 +9935,7 @@
                 <w:b w:val="0"/>
                 <w:sz w:val="19"/>
               </w:rPr>
-              <w:t>0.1%</w:t>
+              <w:t>0.08%</w:t>
             </w:r>
           </w:p>
         </w:tc>
@@ -19391,7 +19740,7 @@
                 <w:b w:val="0"/>
                 <w:sz w:val="17"/>
               </w:rPr>
-              <w:t>强登录（已陪跑登</w:t>
+              <w:t>强登录(本机夸克</w:t>
             </w:r>
           </w:p>
         </w:tc>
@@ -19448,7 +19797,7 @@
                 <w:b w:val="0"/>
                 <w:sz w:val="17"/>
               </w:rPr>
-              <w:t>罗盘对市场类目仅公开数量级区间（如¥1亿-1.5亿），不显示</w:t>
+              <w:t>罗盘对市场类目仅公开数量级区间(如¥1亿-1.5亿),不显示</w:t>
             </w:r>
           </w:p>
         </w:tc>
@@ -19784,7 +20133,7 @@
                 <w:b w:val="0"/>
                 <w:sz w:val="17"/>
               </w:rPr>
-              <w:t>切换『家居家装』行业为尊享版会员功能（会员墙），当前账号仅默</w:t>
+              <w:t>切换『家居家装』行业流量大盘为尊享版会员功能;本轮已用尊享版</w:t>
             </w:r>
           </w:p>
         </w:tc>
@@ -19900,7 +20249,7 @@
                 <w:b w:val="0"/>
                 <w:sz w:val="17"/>
               </w:rPr>
-              <w:t>扫码为买家号 jd_LVopFIdFlDaa，提示『该账号暂</w:t>
+              <w:t>本轮仍未获POP商家账号:扫码为买家号提示『该账号暂不支持开</w:t>
             </w:r>
           </w:p>
         </w:tc>
@@ -19956,7 +20305,7 @@
                 <w:b w:val="0"/>
                 <w:sz w:val="17"/>
               </w:rPr>
-              <w:t>强登录（阻塞）</w:t>
+              <w:t>强登录(本机夸克</w:t>
             </w:r>
           </w:p>
         </w:tc>
@@ -20010,7 +20359,7 @@
                 <w:b w:val="0"/>
                 <w:sz w:val="17"/>
               </w:rPr>
-              <w:t>会话未登录（code=-3011），需京东广告主/商家账号登</w:t>
+              <w:t>本轮已用正确账号(99927544734)成功登录京准通数据</w:t>
             </w:r>
           </w:p>
         </w:tc>
@@ -20069,7 +20418,7 @@
                 <w:b w:val="0"/>
                 <w:sz w:val="17"/>
               </w:rPr>
-              <w:t>强登录（待入口）</w:t>
+              <w:t>强登录(本机夸克</w:t>
             </w:r>
           </w:p>
         </w:tc>
@@ -20088,7 +20437,7 @@
                 <w:b w:val="0"/>
                 <w:sz w:val="17"/>
               </w:rPr>
-              <w:t>0</w:t>
+              <w:t>3</w:t>
             </w:r>
           </w:p>
         </w:tc>
@@ -20107,7 +20456,7 @@
                 <w:b w:val="0"/>
                 <w:sz w:val="17"/>
               </w:rPr>
-              <w:t>0</w:t>
+              <w:t>抖音电商·品牌库·带货分类=</w:t>
             </w:r>
           </w:p>
         </w:tc>
@@ -20126,7 +20475,7 @@
                 <w:b w:val="0"/>
                 <w:sz w:val="17"/>
               </w:rPr>
-              <w:t>chanmama.com 为营销页，真实后台榜单入口需点『立</w:t>
+              <w:t>品牌版账号该视图渲染至第17名(AUPU/奥普)后表格吸顶回</w:t>
             </w:r>
           </w:p>
         </w:tc>
@@ -20973,7 +21322,7 @@
                 <w:b w:val="0"/>
                 <w:sz w:val="17"/>
               </w:rPr>
-              <w:t>免登录</w:t>
+              <w:t>免登录(需过堡塔</w:t>
             </w:r>
           </w:p>
         </w:tc>
@@ -20992,7 +21341,7 @@
                 <w:b w:val="0"/>
                 <w:sz w:val="17"/>
               </w:rPr>
-              <w:t>0</w:t>
+              <w:t>2</w:t>
             </w:r>
           </w:p>
         </w:tc>
@@ -21011,7 +21360,7 @@
                 <w:b w:val="0"/>
                 <w:sz w:val="17"/>
               </w:rPr>
-              <w:t>0</w:t>
+              <w:t>照明/灯具光源行业资讯(20</w:t>
             </w:r>
           </w:p>
         </w:tc>
@@ -21030,7 +21379,7 @@
                 <w:b w:val="0"/>
                 <w:sz w:val="17"/>
               </w:rPr>
-              <w:t>本轮站点恢复但被堡塔云WAF滑块验证拦截,需人工过验证码,暂</w:t>
+              <w:t>首访触发堡塔云WAF人机滑块,经Computer Use d</w:t>
             </w:r>
           </w:p>
         </w:tc>
@@ -21935,6 +22284,116 @@
                 <w:sz w:val="17"/>
               </w:rPr>
               <w:t>汇总媒体口径，个股精确数值以巨潮cninfo原始PDF为准复</w:t>
+            </w:r>
+          </w:p>
+        </w:tc>
+      </w:tr>
+      <w:tr>
+        <w:tc>
+          <w:tcPr>
+            <w:tcW w:type="dxa" w:w="567"/>
+          </w:tcPr>
+          <w:p>
+            <w:pPr>
+              <w:jc w:val="left"/>
+            </w:pPr>
+            <w:r>
+              <w:rPr>
+                <w:rFonts w:ascii="Arial" w:hAnsi="Arial" w:eastAsia="宋体"/>
+                <w:b w:val="0"/>
+                <w:sz w:val="17"/>
+              </w:rPr>
+              <w:t>C</w:t>
+            </w:r>
+          </w:p>
+        </w:tc>
+        <w:tc>
+          <w:tcPr>
+            <w:tcW w:type="dxa" w:w="2268"/>
+          </w:tcPr>
+          <w:p>
+            <w:pPr>
+              <w:jc w:val="center"/>
+            </w:pPr>
+            <w:r>
+              <w:rPr>
+                <w:rFonts w:ascii="Arial" w:hAnsi="Arial" w:eastAsia="宋体"/>
+                <w:b w:val="0"/>
+                <w:sz w:val="17"/>
+              </w:rPr>
+              <w:t>千瓜尊享版·品牌排行榜(小红书·家居家装商单笔记</w:t>
+            </w:r>
+          </w:p>
+        </w:tc>
+        <w:tc>
+          <w:tcPr>
+            <w:tcW w:type="dxa" w:w="1020"/>
+          </w:tcPr>
+          <w:p>
+            <w:pPr>
+              <w:jc w:val="center"/>
+            </w:pPr>
+            <w:r>
+              <w:rPr>
+                <w:rFonts w:ascii="Arial" w:hAnsi="Arial" w:eastAsia="宋体"/>
+                <w:b w:val="0"/>
+                <w:sz w:val="17"/>
+              </w:rPr>
+              <w:t>强登录(本机夸克</w:t>
+            </w:r>
+          </w:p>
+        </w:tc>
+        <w:tc>
+          <w:tcPr>
+            <w:tcW w:type="dxa" w:w="680"/>
+          </w:tcPr>
+          <w:p>
+            <w:pPr>
+              <w:jc w:val="center"/>
+            </w:pPr>
+            <w:r>
+              <w:rPr>
+                <w:rFonts w:ascii="Arial" w:hAnsi="Arial" w:eastAsia="宋体"/>
+                <w:b w:val="0"/>
+                <w:sz w:val="17"/>
+              </w:rPr>
+              <w:t>3</w:t>
+            </w:r>
+          </w:p>
+        </w:tc>
+        <w:tc>
+          <w:tcPr>
+            <w:tcW w:type="dxa" w:w="1587"/>
+          </w:tcPr>
+          <w:p>
+            <w:pPr>
+              <w:jc w:val="center"/>
+            </w:pPr>
+            <w:r>
+              <w:rPr>
+                <w:rFonts w:ascii="Arial" w:hAnsi="Arial" w:eastAsia="宋体"/>
+                <w:b w:val="0"/>
+                <w:sz w:val="17"/>
+              </w:rPr>
+              <w:t>家居家装·商单笔记榜(月榜2</w:t>
+            </w:r>
+          </w:p>
+        </w:tc>
+        <w:tc>
+          <w:tcPr>
+            <w:tcW w:type="dxa" w:w="2551"/>
+          </w:tcPr>
+          <w:p>
+            <w:pPr>
+              <w:jc w:val="center"/>
+            </w:pPr>
+            <w:r>
+              <w:rPr>
+                <w:rFonts w:ascii="Arial" w:hAnsi="Arial" w:eastAsia="宋体"/>
+                <w:b w:val="0"/>
+                <w:sz w:val="17"/>
+              </w:rPr>
+              <w:t>第9名(六神)/第14名(源氏木语)互动总量被页面吸顶表头遮</w:t>
             </w:r>
           </w:p>
         </w:tc>
@@ -21961,7 +22420,7 @@
           <w:color w:val="333333"/>
           <w:sz w:val="21"/>
         </w:rPr>
-        <w:t>共接入32个数据源：深层采集(depth3)13个、中层10个、浅层1个、阻塞(depth0)7个。本窗口(07-27~07-30)国家统计局无新月度数据、7月BHI/MPI未到发布期，沿用6月最新口径并标注；深圳国补(05-22)已滚出窗口不计入；508国标逐项标准号、慕思/金牌及本轮新增5家PDF数值待二次核验(已入gaps)；抖店罗盘、内网源、4个强登录源(蝉妈妈/千瓜尊享/京麦/京准通)仍待用户扫码陪跑，按阻塞透明规则标注。 公开层已采集约79条(Layer A/B) + 抖店罗盘完整类目盘 + 本次新增：巨潮第三批5家上市公司H1业绩预告、北京/福建地方国补扩围2项、508项国标+床头柜召回、券商媒体商家动态11条。5个强登录源阻塞原因分别为：千瓜家居行业为会员墙、京麦需POP商家账号、京准通需广告主账号、蝉妈妈待后台入口URL、微信文档被公司网络DLP拦截——均非采集能力问题，待用户提供有效账号/入口后可即时补采。</w:t>
+        <w:t>共接入33个数据源：深层采集(depth3)15个、中层10个、浅层2个、阻塞(depth0)6个。仍阻塞源:京麦(无POP商家权限,买家号不支持开店)、京准通行业分析(需有竞价投放的广告主账号)、微信文档(公司网络DLP拦截)、千瓜行业流量大盘曲线(需更高阶数据权限)。以上均按『阻塞透明、不臆测填充』规则标注,待相应账号/权限就绪即可补采。蝉妈妈/千瓜品牌榜的吸顶遮挡个别数值已标待核实。 公开层已采集约79条(Layer A/B) + 抖店罗盘完整类目盘 + 本次新增：巨潮第三批5家上市公司H1业绩预告、北京/福建地方国补扩围2项、508项国标+床头柜召回、券商媒体商家动态11条。本期(2026-07-30)经本机夸克浏览器 Computer Use 桌面自动化陪跑，已重采抖店罗盘、并首次采到蝉妈妈(抖音电商·家具建材品牌销售额TOP17)、千瓜尊享版(小红书·家居家装商单笔记榜TOP19)、阿拉丁照明网(照明行业2026H1景气资讯，过堡塔云WAF滑块)三大站外精确数据源；仍阻塞的为：京麦(无POP商家权限)、京准通行业分析(平台权限门槛，仅对有竞价广告投放的pin开放，该账号零投放故取不到)、微信文档(公司网络DLP拦截)、千瓜行业流量大盘曲线(需更高阶数据权限)——均非采集能力问题，已按阻塞透明规则标注，待相应账号/权限就绪即可补采。</w:t>
       </w:r>
     </w:p>
     <w:p>
@@ -22029,7 +22488,7 @@
           <w:b w:val="0"/>
           <w:sz w:val="20"/>
         </w:rPr>
-        <w:t>阻塞原因：切换『家居家装』行业为尊享版会员功能（会员墙），当前账号仅默认展示护肤大盘，家装数据未取，已跳过</w:t>
+        <w:t>阻塞原因：切换『家居家装』行业流量大盘为尊享版会员功能;本轮已用尊享版账号登录,改从『品牌排行榜(小红书)』维度采到家居家装商单笔记榜(见下条),行业流量大盘的类目趋势曲线仍需更高阶数据权限,标注部分可取。</w:t>
       </w:r>
     </w:p>
     <w:p>
@@ -22056,7 +22515,7 @@
           <w:b w:val="0"/>
           <w:sz w:val="20"/>
         </w:rPr>
-        <w:t>阻塞原因：扫码为买家号 jd_LVopFIdFlDaa，提示『该账号暂不支持开店』，需POP商家账号，待用户换号扫码</w:t>
+        <w:t>阻塞原因：本轮仍未获POP商家账号:扫码为买家号提示『该账号暂不支持开店』,京麦商智家居家装类目数据未取,待用户以POP商家账号扫码陪跑补采。</w:t>
       </w:r>
     </w:p>
     <w:p>
@@ -22083,34 +22542,7 @@
           <w:b w:val="0"/>
           <w:sz w:val="20"/>
         </w:rPr>
-        <w:t>阻塞原因：会话未登录（code=-3011），需京东广告主/商家账号登录，待用户授权</w:t>
-      </w:r>
-    </w:p>
-    <w:p>
-      <w:pPr>
-        <w:spacing w:line="360" w:lineRule="auto"/>
-      </w:pPr>
-      <w:r>
-        <w:rPr>
-          <w:rFonts w:ascii="Arial" w:hAnsi="Arial" w:eastAsia="宋体"/>
-          <w:b/>
-          <w:sz w:val="21"/>
-        </w:rPr>
-        <w:t>● 蝉妈妈（抖音电商第三方榜单）（C层）</w:t>
-      </w:r>
-    </w:p>
-    <w:p>
-      <w:pPr>
-        <w:spacing w:line="360" w:lineRule="auto"/>
-        <w:ind w:firstLine="400"/>
-      </w:pPr>
-      <w:r>
-        <w:rPr>
-          <w:rFonts w:ascii="Arial" w:hAnsi="Arial" w:eastAsia="宋体"/>
-          <w:b w:val="0"/>
-          <w:sz w:val="20"/>
-        </w:rPr>
-        <w:t>阻塞原因：chanmama.com 为营销页，真实后台榜单入口需点『立即使用』且要求会员登录，待用户提供其后台书签URL或在夸克打开后截图陪跑</w:t>
+        <w:t>阻塞原因：本轮已用正确账号(99927544734)成功登录京准通数据中心,但『行业分析(行业大盘/竞争分析/流量解析)』为权限门槛功能:仅对近期实际投放过竞价广告(京东快车等)的pin开放。该账号可用余额¥0、无在投计划、自投花费¥0,故弹出『行业分析功能暂只针对有投放竞价广告pin开放』,指标卡全为---,非自动化可绕过。若需京准通行业数据须换有实际竞价投放的京东广告主账号。</w:t>
       </w:r>
     </w:p>
     <w:p>
@@ -22165,33 +22597,6 @@
           <w:sz w:val="20"/>
         </w:rPr>
         <w:t>阻塞原因：确认死站:HTTP204 No Content,浏览器访问301跳阿拉丁,域名疑停运,永久剔除</w:t>
-      </w:r>
-    </w:p>
-    <w:p>
-      <w:pPr>
-        <w:spacing w:line="360" w:lineRule="auto"/>
-      </w:pPr>
-      <w:r>
-        <w:rPr>
-          <w:rFonts w:ascii="Arial" w:hAnsi="Arial" w:eastAsia="宋体"/>
-          <w:b/>
-          <w:sz w:val="21"/>
-        </w:rPr>
-        <w:t>● 阿拉丁照明网 alighting.cn（灯具专业源）（A层）</w:t>
-      </w:r>
-    </w:p>
-    <w:p>
-      <w:pPr>
-        <w:spacing w:line="360" w:lineRule="auto"/>
-        <w:ind w:firstLine="400"/>
-      </w:pPr>
-      <w:r>
-        <w:rPr>
-          <w:rFonts w:ascii="Arial" w:hAnsi="Arial" w:eastAsia="宋体"/>
-          <w:b w:val="0"/>
-          <w:sz w:val="20"/>
-        </w:rPr>
-        <w:t>阻塞原因：本轮站点恢复但被堡塔云WAF滑块验证拦截,需人工过验证码,暂无法自动采集</w:t>
       </w:r>
     </w:p>
     <w:p>
@@ -22408,7 +22813,7 @@
           <w:rFonts w:ascii="Arial" w:hAnsi="Arial" w:eastAsia="宋体"/>
           <w:sz w:val="21"/>
         </w:rPr>
-        <w:t>• 抖店罗盘剩余3页（榜单/趋势/竞争分析）——能力可达，下期补采</w:t>
+        <w:t>• 京麦商智：待用户切换POP商家账号扫码陪跑（本轮买家号提示『暂不支持开店』）</w:t>
       </w:r>
     </w:p>
     <w:p>
@@ -22421,7 +22826,7 @@
           <w:rFonts w:ascii="Arial" w:hAnsi="Arial" w:eastAsia="宋体"/>
           <w:sz w:val="21"/>
         </w:rPr>
-        <w:t>• 京麦商智：待用户切换POP商家账号扫码陪跑</w:t>
+        <w:t>• 京准通行业分析：待用户提供有实际竞价广告投放的京东广告主账号（本轮账号零投放，撞平台权限门槛）</w:t>
       </w:r>
     </w:p>
     <w:p>
@@ -22434,7 +22839,7 @@
           <w:rFonts w:ascii="Arial" w:hAnsi="Arial" w:eastAsia="宋体"/>
           <w:sz w:val="21"/>
         </w:rPr>
-        <w:t>• 京准通：待用户提供京东广告主账号授权</w:t>
+        <w:t>• 抖店罗盘剩余页（榜单/趋势/竞争分析）：能力可达，下期展开补采</w:t>
       </w:r>
     </w:p>
     <w:p>
@@ -22447,20 +22852,7 @@
           <w:rFonts w:ascii="Arial" w:hAnsi="Arial" w:eastAsia="宋体"/>
           <w:sz w:val="21"/>
         </w:rPr>
-        <w:t>• 蝉妈妈后台榜单：待用户提供其后台书签URL或陪跑截图</w:t>
-      </w:r>
-    </w:p>
-    <w:p>
-      <w:pPr>
-        <w:spacing w:line="336" w:lineRule="auto"/>
-        <w:ind w:left="360"/>
-      </w:pPr>
-      <w:r>
-        <w:rPr>
-          <w:rFonts w:ascii="Arial" w:hAnsi="Arial" w:eastAsia="宋体"/>
-          <w:sz w:val="21"/>
-        </w:rPr>
-        <w:t>• 千瓜家居行业大盘：需尊享版会员权限（会员墙），或改用其他小红书数据源</w:t>
+        <w:t>• 千瓜行业流量大盘曲线：需更高阶数据权限，本轮已改从品牌排行榜维度采到家居家装商单榜</w:t>
       </w:r>
     </w:p>
     <w:p>
@@ -22474,6 +22866,19 @@
           <w:sz w:val="21"/>
         </w:rPr>
         <w:t>• 小红书千帆/蒲公英量化流量：需对应商业产品账号权限</w:t>
+      </w:r>
+    </w:p>
+    <w:p>
+      <w:pPr>
+        <w:spacing w:line="336" w:lineRule="auto"/>
+        <w:ind w:left="360"/>
+      </w:pPr>
+      <w:r>
+        <w:rPr>
+          <w:rFonts w:ascii="Arial" w:hAnsi="Arial" w:eastAsia="宋体"/>
+          <w:sz w:val="21"/>
+        </w:rPr>
+        <w:t>• 微信文档：公司网络DLP拦截，需用手机/非阿里网络访问</w:t>
       </w:r>
     </w:p>
     <w:sectPr>
